--- a/functions/templates/Template-Avis-de passage.docx
+++ b/functions/templates/Template-Avis-de passage.docx
@@ -252,7 +252,7 @@
                 <w:szCs w:val="26"/>
                 <w:rtl w:val="0"/>
               </w:rPr>
-              <w:t xml:space="preserve">Date et heure du passage : ##date-heure</w:t>
+              <w:t>Date et heure du passage : {date-heure}</w:t>
             </w:r>
           </w:p>
         </w:tc>
@@ -574,7 +574,7 @@
           <w:szCs w:val="12"/>
           <w:rtl w:val="0"/>
         </w:rPr>
-        <w:t xml:space="preserve">##Adresse</w:t>
+        <w:t>{Adresse}</w:t>
       </w:r>
       <w:r>
         <w:rPr>
